--- a/server/src/main/resources/templates/contract.docx
+++ b/server/src/main/resources/templates/contract.docx
@@ -602,7 +602,7 @@
           </mc:Choice>
           <mc:Fallback>
             <w:pict>
-              <v:shape w14:anchorId="26ACA19F" id="Graphic 1" o:spid="_x0000_s1026" style="position:absolute;margin-left:70.75pt;margin-top:104.05pt;width:453.5pt;height:655.7pt;z-index:-15862784;visibility:visible;mso-wrap-style:square;mso-wrap-distance-left:0;mso-wrap-distance-top:0;mso-wrap-distance-right:0;mso-wrap-distance-bottom:0;mso-position-horizontal:absolute;mso-position-horizontal-relative:page;mso-position-vertical:absolute;mso-position-vertical-relative:page;v-text-anchor:top" coordsize="5759450,8327390" o:gfxdata="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" path="m1524,r,455180em5757621,r,455180em,1524r5759145,em1524,452132r,479539em5757621,452132r,479539em1524,928624r,289242em5757621,928624r,289242em1524,1214831r,226822em5757621,1214831r,226822em1524,1438605r,226834em5757621,1438605r,226834em1524,1662391r,225311em5757621,1662391r,225311em1524,1884654r,353174em5757621,1884654r,353174em1524,2234793r,226822em5757621,2234793r,226822em1524,2458567r,226835em5757621,2458567r,226835em1524,2682354r,225310em5757621,2682354r,225310em1524,2904616r,353187em5757621,2904616r,353187em1524,3254755r,353175em5757621,3254755r,353175em1524,3604894r,226822em5757621,3604894r,226822em1524,3828668r,226835em5757621,3828668r,226835em1524,4052455r,225311em5757621,4052455r,225311em1524,4274718r,226822em5757621,4274718r,226822em1524,4498505r,289242em5757621,4498505r,289242em1524,4784699r,226822em5757621,4784699r,226822em1524,5008486r,226822em5757621,5008486r,226822em1524,5232260r,225310em5757621,5232260r,225310em1524,5454522r,226835em5757621,5454522r,226835em1524,5678309r,226835em5757621,5678309r,226835em1524,5902096r,225298em5757621,5902096r,225298em1524,6124359r,290766em5757621,6124359r,290766em1524,6412077r,225298em5757621,6412077r,225298em1524,6634340r,290766em5757621,6634340r,290766em1524,6922058r,225311em5757621,6922058r,225311em1524,7144321r,226822em5757621,7144321r,226822em1524,7368095r,226835em5757621,7368095r,226835em1524,7591882r,289242em5757621,7591882r,289242em1524,7878089r,226822em5757621,7878089r,226822em1524,8101863r,225311em5757621,8101863r,225311em,8325650r5759145,e" filled="f" strokeweight=".24pt">
+              <v:shape w14:anchorId="67CAE291" id="Graphic 1" o:spid="_x0000_s1026" style="position:absolute;margin-left:70.75pt;margin-top:104.05pt;width:453.5pt;height:655.7pt;z-index:-15862784;visibility:visible;mso-wrap-style:square;mso-wrap-distance-left:0;mso-wrap-distance-top:0;mso-wrap-distance-right:0;mso-wrap-distance-bottom:0;mso-position-horizontal:absolute;mso-position-horizontal-relative:page;mso-position-vertical:absolute;mso-position-vertical-relative:page;v-text-anchor:top" coordsize="5759450,8327390" o:gfxdata="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" path="m1524,r,455180em5757621,r,455180em,1524r5759145,em1524,452132r,479539em5757621,452132r,479539em1524,928624r,289242em5757621,928624r,289242em1524,1214831r,226822em5757621,1214831r,226822em1524,1438605r,226834em5757621,1438605r,226834em1524,1662391r,225311em5757621,1662391r,225311em1524,1884654r,353174em5757621,1884654r,353174em1524,2234793r,226822em5757621,2234793r,226822em1524,2458567r,226835em5757621,2458567r,226835em1524,2682354r,225310em5757621,2682354r,225310em1524,2904616r,353187em5757621,2904616r,353187em1524,3254755r,353175em5757621,3254755r,353175em1524,3604894r,226822em5757621,3604894r,226822em1524,3828668r,226835em5757621,3828668r,226835em1524,4052455r,225311em5757621,4052455r,225311em1524,4274718r,226822em5757621,4274718r,226822em1524,4498505r,289242em5757621,4498505r,289242em1524,4784699r,226822em5757621,4784699r,226822em1524,5008486r,226822em5757621,5008486r,226822em1524,5232260r,225310em5757621,5232260r,225310em1524,5454522r,226835em5757621,5454522r,226835em1524,5678309r,226835em5757621,5678309r,226835em1524,5902096r,225298em5757621,5902096r,225298em1524,6124359r,290766em5757621,6124359r,290766em1524,6412077r,225298em5757621,6412077r,225298em1524,6634340r,290766em5757621,6634340r,290766em1524,6922058r,225311em5757621,6922058r,225311em1524,7144321r,226822em5757621,7144321r,226822em1524,7368095r,226835em5757621,7368095r,226835em1524,7591882r,289242em5757621,7591882r,289242em1524,7878089r,226822em5757621,7878089r,226822em1524,8101863r,225311em5757621,8101863r,225311em,8325650r5759145,e" filled="f" strokeweight=".24pt">
                 <v:path arrowok="t"/>
                 <w10:wrap anchorx="page" anchory="page"/>
               </v:shape>
@@ -806,25 +806,7 @@
           <w:spacing w:val="-2"/>
           <w:w w:val="120"/>
         </w:rPr>
-        <w:t>{{</w:t>
-      </w:r>
-      <w:proofErr w:type="spellStart"/>
-      <w:r>
-        <w:rPr>
-          <w:rFonts w:eastAsiaTheme="minorEastAsia" w:hint="eastAsia"/>
-          <w:spacing w:val="-2"/>
-          <w:w w:val="120"/>
-        </w:rPr>
-        <w:t>user_name</w:t>
-      </w:r>
-      <w:proofErr w:type="spellEnd"/>
-      <w:r>
-        <w:rPr>
-          <w:rFonts w:eastAsiaTheme="minorEastAsia" w:hint="eastAsia"/>
-          <w:spacing w:val="-2"/>
-          <w:w w:val="120"/>
-        </w:rPr>
-        <w:t>}}</w:t>
+        <w:t>{{user_name}}</w:t>
       </w:r>
       <w:r>
         <w:tab/>
@@ -865,27 +847,13 @@
         <w:rPr>
           <w:rFonts w:eastAsiaTheme="minorEastAsia" w:hint="eastAsia"/>
         </w:rPr>
-        <w:t>: {{</w:t>
-      </w:r>
-      <w:proofErr w:type="spellStart"/>
+        <w:t xml:space="preserve">: </w:t>
+      </w:r>
       <w:r>
         <w:rPr>
           <w:rFonts w:eastAsiaTheme="minorEastAsia" w:hint="eastAsia"/>
         </w:rPr>
-        <w:t>user_</w:t>
-      </w:r>
-      <w:r>
-        <w:rPr>
-          <w:rFonts w:eastAsiaTheme="minorEastAsia" w:hint="eastAsia"/>
-        </w:rPr>
-        <w:t>phone</w:t>
-      </w:r>
-      <w:proofErr w:type="spellEnd"/>
-      <w:r>
-        <w:rPr>
-          <w:rFonts w:eastAsiaTheme="minorEastAsia" w:hint="eastAsia"/>
-        </w:rPr>
-        <w:t>}}</w:t>
+        <w:t>{{user_phone}}</w:t>
       </w:r>
     </w:p>
     <w:p>
@@ -954,33 +922,15 @@
           <w:spacing w:val="-2"/>
           <w:w w:val="120"/>
         </w:rPr>
-        <w:t xml:space="preserve"> {{</w:t>
-      </w:r>
-      <w:proofErr w:type="spellStart"/>
+        <w:t xml:space="preserve"> </w:t>
+      </w:r>
       <w:r>
         <w:rPr>
           <w:rFonts w:eastAsiaTheme="minorEastAsia" w:hint="eastAsia"/>
           <w:spacing w:val="-2"/>
           <w:w w:val="120"/>
         </w:rPr>
-        <w:t>guardian_</w:t>
-      </w:r>
-      <w:r>
-        <w:rPr>
-          <w:rFonts w:eastAsiaTheme="minorEastAsia" w:hint="eastAsia"/>
-          <w:spacing w:val="-2"/>
-          <w:w w:val="120"/>
-        </w:rPr>
-        <w:t>name</w:t>
-      </w:r>
-      <w:proofErr w:type="spellEnd"/>
-      <w:r>
-        <w:rPr>
-          <w:rFonts w:eastAsiaTheme="minorEastAsia" w:hint="eastAsia"/>
-          <w:spacing w:val="-2"/>
-          <w:w w:val="120"/>
-        </w:rPr>
-        <w:t>}}</w:t>
+        <w:t>{{guardian_name}}</w:t>
       </w:r>
       <w:r>
         <w:tab/>
@@ -1042,25 +992,15 @@
           <w:spacing w:val="-6"/>
           <w:w w:val="110"/>
         </w:rPr>
-        <w:t xml:space="preserve"> {{</w:t>
-      </w:r>
-      <w:proofErr w:type="spellStart"/>
+        <w:t xml:space="preserve"> </w:t>
+      </w:r>
       <w:r>
         <w:rPr>
           <w:rFonts w:eastAsiaTheme="minorEastAsia" w:hint="eastAsia"/>
-          <w:spacing w:val="5"/>
+          <w:spacing w:val="-6"/>
           <w:w w:val="110"/>
         </w:rPr>
-        <w:t>guardian_relation</w:t>
-      </w:r>
-      <w:proofErr w:type="spellEnd"/>
-      <w:r>
-        <w:rPr>
-          <w:rFonts w:eastAsiaTheme="minorEastAsia" w:hint="eastAsia"/>
-          <w:spacing w:val="5"/>
-          <w:w w:val="110"/>
-        </w:rPr>
-        <w:t>}}</w:t>
+        <w:t>{{guardian_relation}}</w:t>
       </w:r>
     </w:p>
     <w:p>
@@ -1247,7 +1187,7 @@
           <w:spacing w:val="5"/>
           <w:w w:val="110"/>
         </w:rPr>
-        <w:t xml:space="preserve">     {{</w:t>
+        <w:t xml:space="preserve">     </w:t>
       </w:r>
       <w:r>
         <w:rPr>
@@ -1255,7 +1195,7 @@
           <w:spacing w:val="5"/>
           <w:w w:val="110"/>
         </w:rPr>
-        <w:t>permission1}}</w:t>
+        <w:t>{{permission1}}</w:t>
       </w:r>
     </w:p>
     <w:p>
@@ -1278,7 +1218,7 @@
           <w:spacing w:val="5"/>
           <w:w w:val="110"/>
         </w:rPr>
-        <w:t xml:space="preserve">        {{permission</w:t>
+        <w:t xml:space="preserve">        </w:t>
       </w:r>
       <w:r>
         <w:rPr>
@@ -1286,15 +1226,7 @@
           <w:spacing w:val="5"/>
           <w:w w:val="110"/>
         </w:rPr>
-        <w:t>2</w:t>
-      </w:r>
-      <w:r>
-        <w:rPr>
-          <w:rFonts w:eastAsiaTheme="minorEastAsia" w:hint="eastAsia"/>
-          <w:spacing w:val="5"/>
-          <w:w w:val="110"/>
-        </w:rPr>
-        <w:t>}}</w:t>
+        <w:t>{{permission2}}</w:t>
       </w:r>
     </w:p>
     <w:p>
@@ -1340,7 +1272,15 @@
           <w:spacing w:val="5"/>
           <w:w w:val="110"/>
         </w:rPr>
-        <w:t xml:space="preserve">        {{permission3}}</w:t>
+        <w:t xml:space="preserve">        </w:t>
+      </w:r>
+      <w:r>
+        <w:rPr>
+          <w:rFonts w:eastAsiaTheme="minorEastAsia" w:hint="eastAsia"/>
+          <w:spacing w:val="5"/>
+          <w:w w:val="110"/>
+        </w:rPr>
+        <w:t>{{permission3}}</w:t>
       </w:r>
     </w:p>
     <w:p>
@@ -1363,7 +1303,15 @@
           <w:spacing w:val="5"/>
           <w:w w:val="110"/>
         </w:rPr>
-        <w:t xml:space="preserve">        {{permission4}}</w:t>
+        <w:t xml:space="preserve">        </w:t>
+      </w:r>
+      <w:r>
+        <w:rPr>
+          <w:rFonts w:eastAsiaTheme="minorEastAsia" w:hint="eastAsia"/>
+          <w:spacing w:val="5"/>
+          <w:w w:val="110"/>
+        </w:rPr>
+        <w:t>{{permission4}}</w:t>
       </w:r>
     </w:p>
     <w:p>
@@ -1409,7 +1357,15 @@
           <w:spacing w:val="5"/>
           <w:w w:val="110"/>
         </w:rPr>
-        <w:t xml:space="preserve">        {{permission5}}</w:t>
+        <w:t xml:space="preserve">        </w:t>
+      </w:r>
+      <w:r>
+        <w:rPr>
+          <w:rFonts w:eastAsiaTheme="minorEastAsia" w:hint="eastAsia"/>
+          <w:spacing w:val="5"/>
+          <w:w w:val="110"/>
+        </w:rPr>
+        <w:t>{{permission5}}</w:t>
       </w:r>
     </w:p>
     <w:p>
@@ -1484,7 +1440,7 @@
         <w:ind w:left="143"/>
         <w:jc w:val="center"/>
         <w:rPr>
-          <w:rFonts w:eastAsiaTheme="minorEastAsia"/>
+          <w:rFonts w:eastAsiaTheme="minorEastAsia" w:hint="eastAsia"/>
           <w:w w:val="105"/>
         </w:rPr>
       </w:pPr>
@@ -1496,7 +1452,7 @@
         <w:ind w:left="143"/>
         <w:jc w:val="center"/>
         <w:rPr>
-          <w:rFonts w:eastAsiaTheme="minorEastAsia"/>
+          <w:rFonts w:eastAsiaTheme="minorEastAsia" w:hint="eastAsia"/>
           <w:w w:val="105"/>
         </w:rPr>
       </w:pPr>
@@ -1516,7 +1472,7 @@
     <w:p>
       <w:pPr>
         <w:rPr>
-          <w:rFonts w:eastAsiaTheme="minorEastAsia"/>
+          <w:rFonts w:eastAsiaTheme="minorEastAsia" w:hint="eastAsia"/>
           <w:w w:val="105"/>
         </w:rPr>
       </w:pPr>
@@ -2184,7 +2140,7 @@
           </mc:Choice>
           <mc:Fallback>
             <w:pict>
-              <v:group w14:anchorId="20F1F221" id="Group 4" o:spid="_x0000_s1026" style="position:absolute;margin-left:63.6pt;margin-top:81pt;width:459.6pt;height:660.85pt;z-index:-251657728;mso-wrap-distance-left:0;mso-wrap-distance-right:0;mso-position-horizontal-relative:page;mso-position-vertical-relative:page;mso-width-relative:margin;mso-height-relative:margin" coordorigin="7" coordsize="57607,83931" o:gfxdata="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">
+              <v:group w14:anchorId="521CDD32" id="Group 4" o:spid="_x0000_s1026" style="position:absolute;margin-left:63.6pt;margin-top:81pt;width:459.6pt;height:660.85pt;z-index:-251657728;mso-wrap-distance-left:0;mso-wrap-distance-right:0;mso-position-horizontal-relative:page;mso-position-vertical-relative:page;mso-width-relative:margin;mso-height-relative:margin" coordorigin="7" coordsize="57607,83931" o:gfxdata="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">
                 <v:shape id="Graphic 5" o:spid="_x0000_s1027" style="position:absolute;left:7;width:57595;height:35445;visibility:visible;mso-wrap-style:square;v-text-anchor:top" coordsize="5759450,3544570" o:gfxdata="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" path="m1524,r,455180em5757621,r,455180em,1524r5759145,em1524,452132r,479539em5757621,452132r,479539em1524,928624r,226834em5757621,928624r,226834em1524,1152410r,225298em5757621,1152410r,225298em1524,1374673r,226822em5757621,1374673r,226822em1524,1598460r,226822em5757621,1598460r,226822em1524,1822234r,353187em5757621,1822234r,353187em1524,2172373r,225310em5757621,2172373r,225310em1524,2394635r,226822em5757621,2394635r,226822em1524,2618422r,226822em5757621,2618422r,226822em1524,2842196r,353187em5757621,2842196r,353187em1524,3192335r,351663em5757621,3192335r,351663e" filled="f" strokeweight=".24pt">
                   <v:path arrowok="t"/>
                 </v:shape>
@@ -2343,14 +2299,12 @@
       <w:r>
         <w:tab/>
       </w:r>
-      <w:proofErr w:type="spellStart"/>
       <w:r>
         <w:rPr>
           <w:w w:val="115"/>
         </w:rPr>
         <w:t>래</w:t>
       </w:r>
-      <w:proofErr w:type="spellEnd"/>
       <w:r>
         <w:rPr>
           <w:spacing w:val="-55"/>
@@ -2372,7 +2326,7 @@
         <w:spacing w:before="42"/>
         <w:ind w:left="0"/>
         <w:rPr>
-          <w:rFonts w:eastAsiaTheme="minorEastAsia"/>
+          <w:rFonts w:eastAsiaTheme="minorEastAsia" w:hint="eastAsia"/>
           <w:w w:val="105"/>
         </w:rPr>
       </w:pPr>
@@ -2518,16 +2472,8 @@
         <w:rPr>
           <w:w w:val="105"/>
         </w:rPr>
-        <w:t xml:space="preserve">｢위임 </w:t>
-      </w:r>
-      <w:proofErr w:type="spellStart"/>
-      <w:r>
-        <w:rPr>
-          <w:w w:val="105"/>
-        </w:rPr>
-        <w:t>사무｣라</w:t>
-      </w:r>
-      <w:proofErr w:type="spellEnd"/>
+        <w:t>｢위임 사무｣라</w:t>
+      </w:r>
       <w:r>
         <w:rPr>
           <w:spacing w:val="39"/>
@@ -3113,21 +3059,7 @@
         <w:rPr>
           <w:w w:val="105"/>
         </w:rPr>
-        <w:t xml:space="preserve">제5조(보수) 위임인은 수임인에게 위임사무의 처리에 대한 보수로 매월 말일 금 ○○○원 을 지급하기로 하고, 수임인은 자신이 관리하는 위임인의 재산으로부터 보수를 </w:t>
-      </w:r>
-      <w:proofErr w:type="spellStart"/>
-      <w:r>
-        <w:rPr>
-          <w:w w:val="105"/>
-        </w:rPr>
-        <w:t>지급받</w:t>
-      </w:r>
-      <w:proofErr w:type="spellEnd"/>
-      <w:r>
-        <w:rPr>
-          <w:w w:val="105"/>
-        </w:rPr>
-        <w:t xml:space="preserve"> 을</w:t>
+        <w:t>제5조(보수) 위임인은 수임인에게 위임사무의 처리에 대한 보수로 매월 말일 금 ○○○원 을 지급하기로 하고, 수임인은 자신이 관리하는 위임인의 재산으로부터 보수를 지급받 을</w:t>
       </w:r>
       <w:r>
         <w:rPr>
@@ -4046,7 +3978,7 @@
           </mc:Choice>
           <mc:Fallback>
             <w:pict>
-              <v:shape w14:anchorId="448E07AD" id="Graphic 7" o:spid="_x0000_s1026" style="position:absolute;margin-left:70.75pt;margin-top:84.85pt;width:453.6pt;height:670.7pt;z-index:-15860736;visibility:visible;mso-wrap-style:square;mso-wrap-distance-left:0;mso-wrap-distance-top:0;mso-wrap-distance-right:0;mso-wrap-distance-bottom:0;mso-position-horizontal:absolute;mso-position-horizontal-relative:page;mso-position-vertical:absolute;mso-position-vertical-relative:page;v-text-anchor:top" coordsize="5760720,8517890" o:gfxdata="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" path="m1524,r,290766em5757621,r,290766em,1524r5760669,em1524,286207r,228346em5757621,286207r,228346em1524,509981r,290766em5757621,509981r,290766em1524,796188r,228346em5757621,796188r,228346em1524,1019962r,228359em5757621,1019962r,228359em1524,1243749r,226822em5757621,1243749r,226822em1524,1466011r,228346em5757621,1466011r,228346em1524,1689798r,228346em5757621,1689798r,228346em1524,1913572r,226835em5757621,1913572r,226835em1524,2135835r,292290em5757621,2135835r,292290em1524,2423553r,226835em5757621,2423553r,226835em1524,2645816r,418643em5757621,2645816r,418643em1524,3059899r,228346em5757621,3059899r,228346em1524,3283673r,226835em5757621,3283673r,226835em1524,3505936r,228346em5757621,3505936r,228346em1524,3729723r,228346em5757621,3729723r,228346em1524,3953510r,290766em5757621,3953510r,290766em1524,4239704r,228346em5757621,4239704r,228346em1524,4463491r,226822em5757621,4463491r,226822em1524,4685753r,228346em5757621,4685753r,228346em1524,4909527r,228359em5757621,4909527r,228359em1524,5133314r,226822em5757621,5133314r,226822em1524,5355577r,228346em5757621,5355577r,228346em1524,5579364r,290753em5757621,5579364r,290753em1524,5865558r,228346em5757621,5865558r,228346em1524,6089345r,290766em5757621,6089345r,290766em1524,6375539r,228346em5757621,6375539r,228346em1524,6599326r,228346em5757621,6599326r,228346em1524,6823100r,226835em5757621,6823100r,226835em1524,7045363r,292290em5757621,7045363r,292290em1524,7333094r,226822em5757621,7333094r,226822em1524,7555344r,228359em5757621,7555344r,228359em1524,7779131r,290766em5757621,7779131r,290766em1524,8065325r,228359em5757621,8065325r,228359em1524,8289112r,228346em5757621,8289112r,228346em,8514422r5760669,e" filled="f" strokeweight=".36pt">
+              <v:shape w14:anchorId="71E5472B" id="Graphic 7" o:spid="_x0000_s1026" style="position:absolute;margin-left:70.75pt;margin-top:84.85pt;width:453.6pt;height:670.7pt;z-index:-15860736;visibility:visible;mso-wrap-style:square;mso-wrap-distance-left:0;mso-wrap-distance-top:0;mso-wrap-distance-right:0;mso-wrap-distance-bottom:0;mso-position-horizontal:absolute;mso-position-horizontal-relative:page;mso-position-vertical:absolute;mso-position-vertical-relative:page;v-text-anchor:top" coordsize="5760720,8517890" o:gfxdata="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" path="m1524,r,290766em5757621,r,290766em,1524r5760669,em1524,286207r,228346em5757621,286207r,228346em1524,509981r,290766em5757621,509981r,290766em1524,796188r,228346em5757621,796188r,228346em1524,1019962r,228359em5757621,1019962r,228359em1524,1243749r,226822em5757621,1243749r,226822em1524,1466011r,228346em5757621,1466011r,228346em1524,1689798r,228346em5757621,1689798r,228346em1524,1913572r,226835em5757621,1913572r,226835em1524,2135835r,292290em5757621,2135835r,292290em1524,2423553r,226835em5757621,2423553r,226835em1524,2645816r,418643em5757621,2645816r,418643em1524,3059899r,228346em5757621,3059899r,228346em1524,3283673r,226835em5757621,3283673r,226835em1524,3505936r,228346em5757621,3505936r,228346em1524,3729723r,228346em5757621,3729723r,228346em1524,3953510r,290766em5757621,3953510r,290766em1524,4239704r,228346em5757621,4239704r,228346em1524,4463491r,226822em5757621,4463491r,226822em1524,4685753r,228346em5757621,4685753r,228346em1524,4909527r,228359em5757621,4909527r,228359em1524,5133314r,226822em5757621,5133314r,226822em1524,5355577r,228346em5757621,5355577r,228346em1524,5579364r,290753em5757621,5579364r,290753em1524,5865558r,228346em5757621,5865558r,228346em1524,6089345r,290766em5757621,6089345r,290766em1524,6375539r,228346em5757621,6375539r,228346em1524,6599326r,228346em5757621,6599326r,228346em1524,6823100r,226835em5757621,6823100r,226835em1524,7045363r,292290em5757621,7045363r,292290em1524,7333094r,226822em5757621,7333094r,226822em1524,7555344r,228359em5757621,7555344r,228359em1524,7779131r,290766em5757621,7779131r,290766em1524,8065325r,228359em5757621,8065325r,228359em1524,8289112r,228346em5757621,8289112r,228346em,8514422r5760669,e" filled="f" strokeweight=".36pt">
                 <v:path arrowok="t"/>
                 <w10:wrap anchorx="page" anchory="page"/>
               </v:shape>
@@ -4822,7 +4754,6 @@
         </w:rPr>
         <w:t xml:space="preserve"> </w:t>
       </w:r>
-      <w:proofErr w:type="spellStart"/>
       <w:r>
         <w:rPr>
           <w:spacing w:val="-2"/>
@@ -4830,7 +4761,6 @@
         </w:rPr>
         <w:t>성년후견･한정후견</w:t>
       </w:r>
-      <w:proofErr w:type="spellEnd"/>
       <w:r>
         <w:rPr>
           <w:spacing w:val="11"/>
@@ -4959,14 +4889,12 @@
         </w:rPr>
         <w:t xml:space="preserve"> </w:t>
       </w:r>
-      <w:proofErr w:type="spellStart"/>
       <w:r>
         <w:rPr>
           <w:w w:val="105"/>
         </w:rPr>
         <w:t>한국성년후견지원본부에</w:t>
       </w:r>
-      <w:proofErr w:type="spellEnd"/>
       <w:r>
         <w:rPr>
           <w:spacing w:val="26"/>
@@ -5380,13 +5308,8 @@
         <w:t xml:space="preserve"> </w:t>
       </w:r>
       <w:r>
-        <w:t>｢</w:t>
-      </w:r>
-      <w:proofErr w:type="spellStart"/>
-      <w:r>
-        <w:t>후견사무｣라</w:t>
-      </w:r>
-      <w:proofErr w:type="spellEnd"/>
+        <w:t>｢후견사무｣라</w:t>
+      </w:r>
       <w:r>
         <w:rPr>
           <w:spacing w:val="40"/>
@@ -5603,21 +5526,7 @@
         <w:rPr>
           <w:w w:val="105"/>
         </w:rPr>
-        <w:t xml:space="preserve">③ 제2항의 경우에 수임인은 우선적으로 사단법인 </w:t>
-      </w:r>
-      <w:proofErr w:type="spellStart"/>
-      <w:r>
-        <w:rPr>
-          <w:w w:val="105"/>
-        </w:rPr>
-        <w:t>한국성년후견지원본부를</w:t>
-      </w:r>
-      <w:proofErr w:type="spellEnd"/>
-      <w:r>
-        <w:rPr>
-          <w:w w:val="105"/>
-        </w:rPr>
-        <w:t xml:space="preserve"> 임의후견감 독인</w:t>
+        <w:t>③ 제2항의 경우에 수임인은 우선적으로 사단법인 한국성년후견지원본부를 임의후견감 독인</w:t>
       </w:r>
       <w:r>
         <w:rPr>
@@ -5786,21 +5695,7 @@
         <w:rPr>
           <w:w w:val="105"/>
         </w:rPr>
-        <w:t>｢</w:t>
-      </w:r>
-      <w:proofErr w:type="spellStart"/>
-      <w:r>
-        <w:rPr>
-          <w:w w:val="105"/>
-        </w:rPr>
-        <w:t>대리권등목록</w:t>
-      </w:r>
-      <w:proofErr w:type="spellEnd"/>
-      <w:r>
-        <w:rPr>
-          <w:w w:val="105"/>
-        </w:rPr>
-        <w:t>(후견계약)｣에</w:t>
+        <w:t>｢대리권등목록(후견계약)｣에</w:t>
       </w:r>
       <w:r>
         <w:rPr>
@@ -7351,7 +7246,7 @@
           </mc:Choice>
           <mc:Fallback>
             <w:pict>
-              <v:shape w14:anchorId="7A41E339" id="Graphic 8" o:spid="_x0000_s1026" style="position:absolute;margin-left:70.75pt;margin-top:84.85pt;width:453.6pt;height:670.8pt;z-index:-15860224;visibility:visible;mso-wrap-style:square;mso-wrap-distance-left:0;mso-wrap-distance-top:0;mso-wrap-distance-right:0;mso-wrap-distance-bottom:0;mso-position-horizontal:absolute;mso-position-horizontal-relative:page;mso-position-vertical:absolute;mso-position-vertical-relative:page;v-text-anchor:top" coordsize="5760720,8519160" o:gfxdata="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" path="m1524,r,290766em5757621,r,290766em,1524r5760669,em1524,286207r,228346em5757621,286207r,228346em1524,509981r,228358em5757621,509981r,228358em1524,733767r,226822em5757621,733767r,226822em1524,956030r,228346em5757621,956030r,228346em1524,1179817r,228346em5757621,1179817r,228346em1524,1403591r,226835em5757621,1403591r,226835em1524,1625853r,228347em5757621,1625853r,228347em1524,1849640r,228346em5757621,1849640r,228346em1524,2073427r,226822em5757621,2073427r,226822em1524,2295677r,228359em5757621,2295677r,228359em1524,2519464r,228346em5757621,2519464r,228346em1524,2743250r,226822em5757621,2743250r,226822em1524,2965513r,292291em5757621,2965513r,292291em1524,3253232r,226822em5757621,3253232r,226822em1524,3475494r,228346em5757621,3475494r,228346em1524,3699268r,228359em5757621,3699268r,228359em1524,3923055r,226835em5757621,3923055r,226835em1524,4145318r,228346em5757621,4145318r,228346em1524,4369104r,228346em5757621,4369104r,228346em1524,4592891r,226822em5757621,4592891r,226822em1524,4815141r,228359em5757621,4815141r,228359em1524,5038928r,228346em5757621,5038928r,228346em1524,5262714r,226822em5757621,5262714r,226822em1524,5484977r,228346em5757621,5484977r,228346em1524,5708751r,228359em5757621,5708751r,228359em1524,5932538r,290766em5757621,5932538r,290766em1524,6218732r,228359em5757621,6218732r,228359em1524,6442519r,290767em5757621,6442519r,290767em1524,6728726r,228346em5757621,6728726r,228346em1524,6952500r,226835em5757621,6952500r,226835em1524,7174763r,228346em5757621,7174763r,228346em1524,7398550r,228346em5757621,7398550r,228346em1524,7622336r,226822em5757621,7622336r,226822em1524,7844586r,228359em5757621,7844586r,228359em1524,8068373r,228346em5757621,8068373r,228346em1524,8292160r,226822em5757621,8292160r,226822em,8515946r5760669,e" filled="f" strokeweight=".36pt">
+              <v:shape w14:anchorId="2655DBCE" id="Graphic 8" o:spid="_x0000_s1026" style="position:absolute;margin-left:70.75pt;margin-top:84.85pt;width:453.6pt;height:670.8pt;z-index:-15860224;visibility:visible;mso-wrap-style:square;mso-wrap-distance-left:0;mso-wrap-distance-top:0;mso-wrap-distance-right:0;mso-wrap-distance-bottom:0;mso-position-horizontal:absolute;mso-position-horizontal-relative:page;mso-position-vertical:absolute;mso-position-vertical-relative:page;v-text-anchor:top" coordsize="5760720,8519160" o:gfxdata="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" path="m1524,r,290766em5757621,r,290766em,1524r5760669,em1524,286207r,228346em5757621,286207r,228346em1524,509981r,228358em5757621,509981r,228358em1524,733767r,226822em5757621,733767r,226822em1524,956030r,228346em5757621,956030r,228346em1524,1179817r,228346em5757621,1179817r,228346em1524,1403591r,226835em5757621,1403591r,226835em1524,1625853r,228347em5757621,1625853r,228347em1524,1849640r,228346em5757621,1849640r,228346em1524,2073427r,226822em5757621,2073427r,226822em1524,2295677r,228359em5757621,2295677r,228359em1524,2519464r,228346em5757621,2519464r,228346em1524,2743250r,226822em5757621,2743250r,226822em1524,2965513r,292291em5757621,2965513r,292291em1524,3253232r,226822em5757621,3253232r,226822em1524,3475494r,228346em5757621,3475494r,228346em1524,3699268r,228359em5757621,3699268r,228359em1524,3923055r,226835em5757621,3923055r,226835em1524,4145318r,228346em5757621,4145318r,228346em1524,4369104r,228346em5757621,4369104r,228346em1524,4592891r,226822em5757621,4592891r,226822em1524,4815141r,228359em5757621,4815141r,228359em1524,5038928r,228346em5757621,5038928r,228346em1524,5262714r,226822em5757621,5262714r,226822em1524,5484977r,228346em5757621,5484977r,228346em1524,5708751r,228359em5757621,5708751r,228359em1524,5932538r,290766em5757621,5932538r,290766em1524,6218732r,228359em5757621,6218732r,228359em1524,6442519r,290767em5757621,6442519r,290767em1524,6728726r,228346em5757621,6728726r,228346em1524,6952500r,226835em5757621,6952500r,226835em1524,7174763r,228346em5757621,7174763r,228346em1524,7398550r,228346em5757621,7398550r,228346em1524,7622336r,226822em5757621,7622336r,226822em1524,7844586r,228359em5757621,7844586r,228359em1524,8068373r,228346em5757621,8068373r,228346em1524,8292160r,226822em5757621,8292160r,226822em,8515946r5760669,e" filled="f" strokeweight=".36pt">
                 <v:path arrowok="t"/>
                 <w10:wrap anchorx="page" anchory="page"/>
               </v:shape>
@@ -7991,21 +7886,7 @@
         <w:rPr>
           <w:w w:val="105"/>
         </w:rPr>
-        <w:t xml:space="preserve">④ 후견사무가 부동산의 처분, 후견사무와 관련된 분쟁의 처리, 소송 및 </w:t>
-      </w:r>
-      <w:proofErr w:type="spellStart"/>
-      <w:r>
-        <w:rPr>
-          <w:w w:val="105"/>
-        </w:rPr>
-        <w:t>비송절차의</w:t>
-      </w:r>
-      <w:proofErr w:type="spellEnd"/>
-      <w:r>
-        <w:rPr>
-          <w:w w:val="105"/>
-        </w:rPr>
-        <w:t xml:space="preserve"> 수 행, 그 밖에 통상의 재산관리의 범위를 넘는 경우에는 위임인은 수임인에게 제1항에서 정한</w:t>
+        <w:t>④ 후견사무가 부동산의 처분, 후견사무와 관련된 분쟁의 처리, 소송 및 비송절차의 수 행, 그 밖에 통상의 재산관리의 범위를 넘는 경우에는 위임인은 수임인에게 제1항에서 정한</w:t>
       </w:r>
       <w:r>
         <w:rPr>
@@ -8994,7 +8875,6 @@
         </w:rPr>
         <w:t xml:space="preserve"> </w:t>
       </w:r>
-      <w:proofErr w:type="spellStart"/>
       <w:r>
         <w:rPr>
           <w:spacing w:val="-2"/>
@@ -9002,7 +8882,6 @@
         </w:rPr>
         <w:t>성년후견･한정후견</w:t>
       </w:r>
-      <w:proofErr w:type="spellEnd"/>
       <w:r>
         <w:rPr>
           <w:spacing w:val="11"/>
@@ -9313,14 +9192,12 @@
         </w:rPr>
         <w:t xml:space="preserve"> </w:t>
       </w:r>
-      <w:proofErr w:type="spellStart"/>
       <w:r>
         <w:rPr>
           <w:w w:val="105"/>
         </w:rPr>
         <w:t>지체없이</w:t>
       </w:r>
-      <w:proofErr w:type="spellEnd"/>
       <w:r>
         <w:rPr>
           <w:spacing w:val="15"/>
@@ -9731,14 +9608,12 @@
         </w:rPr>
         <w:t xml:space="preserve"> </w:t>
       </w:r>
-      <w:proofErr w:type="spellStart"/>
       <w:r>
         <w:rPr>
           <w:w w:val="105"/>
         </w:rPr>
         <w:t>한국성년후견지원본부에</w:t>
       </w:r>
-      <w:proofErr w:type="spellEnd"/>
       <w:r>
         <w:rPr>
           <w:spacing w:val="26"/>
@@ -10242,25 +10117,7 @@
           <w:spacing w:val="-2"/>
           <w:sz w:val="20"/>
         </w:rPr>
-        <w:t>&lt;</w:t>
-      </w:r>
-      <w:proofErr w:type="spellStart"/>
-      <w:r>
-        <w:rPr>
-          <w:rFonts w:ascii="돋움" w:eastAsia="돋움"/>
-          <w:spacing w:val="-2"/>
-          <w:sz w:val="20"/>
-        </w:rPr>
-        <w:t>작성례</w:t>
-      </w:r>
-      <w:proofErr w:type="spellEnd"/>
-      <w:r>
-        <w:rPr>
-          <w:rFonts w:ascii="돋움" w:eastAsia="돋움"/>
-          <w:spacing w:val="-2"/>
-          <w:sz w:val="20"/>
-        </w:rPr>
-        <w:t>&gt;</w:t>
+        <w:t>&lt;작성례&gt;</w:t>
       </w:r>
     </w:p>
     <w:p>
@@ -10401,14 +10258,12 @@
                               </w:rPr>
                               <w:t xml:space="preserve"> </w:t>
                             </w:r>
-                            <w:proofErr w:type="spellStart"/>
                             <w:r>
                               <w:rPr>
                                 <w:spacing w:val="-2"/>
                               </w:rPr>
                               <w:t>관리･보존･처분</w:t>
                             </w:r>
-                            <w:proofErr w:type="spellEnd"/>
                           </w:p>
                           <w:p>
                             <w:pPr>
@@ -10496,19 +10351,11 @@
                               </w:rPr>
                               <w:t xml:space="preserve"> </w:t>
                             </w:r>
-                            <w:proofErr w:type="spellStart"/>
                             <w:r>
                               <w:rPr>
                                 <w:w w:val="105"/>
                               </w:rPr>
-                              <w:t>체결･변경･종료</w:t>
-                            </w:r>
-                            <w:proofErr w:type="spellEnd"/>
-                            <w:r>
-                              <w:rPr>
-                                <w:w w:val="105"/>
-                              </w:rPr>
-                              <w:t>,</w:t>
+                              <w:t>체결･변경･종료,</w:t>
                             </w:r>
                             <w:r>
                               <w:rPr>
@@ -11657,14 +11504,12 @@
                         </w:rPr>
                         <w:t xml:space="preserve"> </w:t>
                       </w:r>
-                      <w:proofErr w:type="spellStart"/>
                       <w:r>
                         <w:rPr>
                           <w:spacing w:val="-2"/>
                         </w:rPr>
                         <w:t>관리･보존･처분</w:t>
                       </w:r>
-                      <w:proofErr w:type="spellEnd"/>
                     </w:p>
                     <w:p>
                       <w:pPr>
@@ -11752,19 +11597,11 @@
                         </w:rPr>
                         <w:t xml:space="preserve"> </w:t>
                       </w:r>
-                      <w:proofErr w:type="spellStart"/>
                       <w:r>
                         <w:rPr>
                           <w:w w:val="105"/>
                         </w:rPr>
-                        <w:t>체결･변경･종료</w:t>
-                      </w:r>
-                      <w:proofErr w:type="spellEnd"/>
-                      <w:r>
-                        <w:rPr>
-                          <w:w w:val="105"/>
-                        </w:rPr>
-                        <w:t>,</w:t>
+                        <w:t>체결･변경･종료,</w:t>
                       </w:r>
                       <w:r>
                         <w:rPr>
@@ -12867,7 +12704,6 @@
         </w:rPr>
         <w:t xml:space="preserve"> </w:t>
       </w:r>
-      <w:proofErr w:type="spellStart"/>
       <w:r>
         <w:rPr>
           <w:w w:val="105"/>
@@ -12875,7 +12711,6 @@
         </w:rPr>
         <w:t>대리권등</w:t>
       </w:r>
-      <w:proofErr w:type="spellEnd"/>
       <w:r>
         <w:rPr>
           <w:spacing w:val="33"/>
@@ -12899,27 +12734,7 @@
           <w:w w:val="105"/>
           <w:sz w:val="20"/>
         </w:rPr>
-        <w:t>&lt;</w:t>
-      </w:r>
-      <w:proofErr w:type="spellStart"/>
-      <w:r>
-        <w:rPr>
-          <w:rFonts w:ascii="돋움" w:eastAsia="돋움"/>
-          <w:spacing w:val="-2"/>
-          <w:w w:val="105"/>
-          <w:sz w:val="20"/>
-        </w:rPr>
-        <w:t>작성례</w:t>
-      </w:r>
-      <w:proofErr w:type="spellEnd"/>
-      <w:r>
-        <w:rPr>
-          <w:rFonts w:ascii="돋움" w:eastAsia="돋움"/>
-          <w:spacing w:val="-2"/>
-          <w:w w:val="105"/>
-          <w:sz w:val="20"/>
-        </w:rPr>
-        <w:t>&gt;</w:t>
+        <w:t>&lt;작성례&gt;</w:t>
       </w:r>
     </w:p>
     <w:p>
@@ -13652,7 +13467,7 @@
           </mc:Choice>
           <mc:Fallback>
             <w:pict>
-              <v:shape w14:anchorId="2EBE6DE0" id="Graphic 10" o:spid="_x0000_s1026" style="position:absolute;margin-left:70.8pt;margin-top:103.8pt;width:453.6pt;height:690.6pt;z-index:-251655680;visibility:visible;mso-wrap-style:square;mso-height-percent:0;mso-wrap-distance-left:0;mso-wrap-distance-top:0;mso-wrap-distance-right:0;mso-wrap-distance-bottom:0;mso-position-horizontal:absolute;mso-position-horizontal-relative:page;mso-position-vertical:absolute;mso-position-vertical-relative:page;mso-height-percent:0;mso-height-relative:margin;v-text-anchor:top" coordsize="5760720,8392795" o:gfxdata="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" path="m1524,r,372973em5757621,r,372973em,1524r5760669,em1524,368401r,226835em5757621,368401r,226835em1524,590664r,208559em5757621,590664r,208559em1524,794664r,207035em5757621,794664r,207035em1524,997127r,207036em5757621,997127r,207036em1524,1199603r,208560em5757621,1199603r,208560em1524,1403591r,207035em5757621,1403591r,207035em1524,1606067r,207035em5757621,1606067r,207035em1524,1808530r,208560em5757621,1808530r,208560em1524,2012530r,207036em5757621,2012530r,207036em1524,2214994r,207048em5757621,2214994r,207048em1524,2417470r,208559em5757621,2417470r,208559em1524,2621457r,207048em5757621,2621457r,207048em1524,2823933r,207036em5757621,2823933r,207036em1524,3026397r,208572em5757621,3026397r,208572em1524,3230397r,207035em5757621,3230397r,207035em1524,3432860r,207048em5757621,3432860r,207048em1524,3635336r,208560em5757621,3635336r,208560em1524,3839324r,207048em5757621,3839324r,207048em1524,4041800r,207035em5757621,4041800r,207035em1524,4244276r,208559em5757621,4244276r,208559em1524,4448263r,207036em5757621,4448263r,207036em1524,4650739r,207036em5757621,4650739r,207036em1524,4853203r,208559em5757621,4853203r,208559em1524,5057203r,207035em5757621,5057203r,207035em1524,5259666r,207036em5757621,5259666r,207036em1524,5462143r,208559em5757621,5462143r,208559em1524,5666130r,207035em5757621,5666130r,207035em1524,5868606r,207035em5757621,5868606r,207035em1524,6071069r,208560em5757621,6071069r,208560em1524,6275069r,207036em5757621,6275069r,207036em1524,6477533r,207035em5757621,6477533r,207035em1524,6680009r,208559em5757621,6680009r,208559em1524,6883996r,207036em5757621,6883996r,207036em1524,7086473r,207035em5757621,7086473r,207035em1524,7288936r,292290em5757621,7288936r,292290em1524,7576667r,207036em5757621,7576667r,207036em1524,7779131r,207035em5757621,7779131r,207035em1524,7981607r,208559em5757621,7981607r,208559em1524,8185594r,207035em5757621,8185594r,207035em,8389581r5760669,e" filled="f" strokeweight=".36pt">
+              <v:shape w14:anchorId="76360D02" id="Graphic 10" o:spid="_x0000_s1026" style="position:absolute;margin-left:70.8pt;margin-top:103.8pt;width:453.6pt;height:690.6pt;z-index:-251655680;visibility:visible;mso-wrap-style:square;mso-height-percent:0;mso-wrap-distance-left:0;mso-wrap-distance-top:0;mso-wrap-distance-right:0;mso-wrap-distance-bottom:0;mso-position-horizontal:absolute;mso-position-horizontal-relative:page;mso-position-vertical:absolute;mso-position-vertical-relative:page;mso-height-percent:0;mso-height-relative:margin;v-text-anchor:top" coordsize="5760720,8392795" o:gfxdata="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" path="m1524,r,372973em5757621,r,372973em,1524r5760669,em1524,368401r,226835em5757621,368401r,226835em1524,590664r,208559em5757621,590664r,208559em1524,794664r,207035em5757621,794664r,207035em1524,997127r,207036em5757621,997127r,207036em1524,1199603r,208560em5757621,1199603r,208560em1524,1403591r,207035em5757621,1403591r,207035em1524,1606067r,207035em5757621,1606067r,207035em1524,1808530r,208560em5757621,1808530r,208560em1524,2012530r,207036em5757621,2012530r,207036em1524,2214994r,207048em5757621,2214994r,207048em1524,2417470r,208559em5757621,2417470r,208559em1524,2621457r,207048em5757621,2621457r,207048em1524,2823933r,207036em5757621,2823933r,207036em1524,3026397r,208572em5757621,3026397r,208572em1524,3230397r,207035em5757621,3230397r,207035em1524,3432860r,207048em5757621,3432860r,207048em1524,3635336r,208560em5757621,3635336r,208560em1524,3839324r,207048em5757621,3839324r,207048em1524,4041800r,207035em5757621,4041800r,207035em1524,4244276r,208559em5757621,4244276r,208559em1524,4448263r,207036em5757621,4448263r,207036em1524,4650739r,207036em5757621,4650739r,207036em1524,4853203r,208559em5757621,4853203r,208559em1524,5057203r,207035em5757621,5057203r,207035em1524,5259666r,207036em5757621,5259666r,207036em1524,5462143r,208559em5757621,5462143r,208559em1524,5666130r,207035em5757621,5666130r,207035em1524,5868606r,207035em5757621,5868606r,207035em1524,6071069r,208560em5757621,6071069r,208560em1524,6275069r,207036em5757621,6275069r,207036em1524,6477533r,207035em5757621,6477533r,207035em1524,6680009r,208559em5757621,6680009r,208559em1524,6883996r,207036em5757621,6883996r,207036em1524,7086473r,207035em5757621,7086473r,207035em1524,7288936r,292290em5757621,7288936r,292290em1524,7576667r,207036em5757621,7576667r,207036em1524,7779131r,207035em5757621,7779131r,207035em1524,7981607r,208559em5757621,7981607r,208559em1524,8185594r,207035em5757621,8185594r,207035em,8389581r5760669,e" filled="f" strokeweight=".36pt">
                 <v:path arrowok="t"/>
                 <w10:wrap anchorx="page" anchory="page"/>
               </v:shape>
@@ -13660,11 +13475,9 @@
           </mc:Fallback>
         </mc:AlternateContent>
       </w:r>
-      <w:proofErr w:type="spellStart"/>
       <w:r>
         <w:t>대리권등</w:t>
       </w:r>
-      <w:proofErr w:type="spellEnd"/>
       <w:r>
         <w:rPr>
           <w:spacing w:val="12"/>
@@ -13779,7 +13592,6 @@
         </w:rPr>
         <w:t xml:space="preserve"> </w:t>
       </w:r>
-      <w:proofErr w:type="spellStart"/>
       <w:r>
         <w:rPr>
           <w:spacing w:val="-2"/>
@@ -13787,7 +13599,6 @@
         </w:rPr>
         <w:t>관리･보존･처분</w:t>
       </w:r>
-      <w:proofErr w:type="spellEnd"/>
     </w:p>
     <w:p>
       <w:pPr>
@@ -13890,23 +13701,13 @@
         </w:rPr>
         <w:t xml:space="preserve"> </w:t>
       </w:r>
-      <w:proofErr w:type="spellStart"/>
       <w:r>
         <w:rPr>
           <w:spacing w:val="-2"/>
           <w:w w:val="105"/>
           <w:sz w:val="20"/>
         </w:rPr>
-        <w:t>체결･변경･종료</w:t>
-      </w:r>
-      <w:proofErr w:type="spellEnd"/>
-      <w:r>
-        <w:rPr>
-          <w:spacing w:val="-2"/>
-          <w:w w:val="105"/>
-          <w:sz w:val="20"/>
-        </w:rPr>
-        <w:t>,</w:t>
+        <w:t>체결･변경･종료,</w:t>
       </w:r>
       <w:r>
         <w:rPr>
@@ -14027,7 +13828,6 @@
         </w:rPr>
         <w:t xml:space="preserve"> </w:t>
       </w:r>
-      <w:proofErr w:type="spellStart"/>
       <w:r>
         <w:rPr>
           <w:spacing w:val="-4"/>
@@ -14035,7 +13835,6 @@
         </w:rPr>
         <w:t>체결･변경</w:t>
       </w:r>
-      <w:proofErr w:type="spellEnd"/>
     </w:p>
     <w:p>
       <w:pPr>
@@ -14066,14 +13865,12 @@
         </w:rPr>
         <w:t xml:space="preserve"> </w:t>
       </w:r>
-      <w:proofErr w:type="spellStart"/>
       <w:r>
         <w:rPr>
           <w:sz w:val="20"/>
         </w:rPr>
         <w:t>신축･증축･수선에</w:t>
       </w:r>
-      <w:proofErr w:type="spellEnd"/>
       <w:r>
         <w:rPr>
           <w:spacing w:val="40"/>
@@ -14107,19 +13904,11 @@
         </w:rPr>
         <w:t xml:space="preserve"> </w:t>
       </w:r>
-      <w:proofErr w:type="spellStart"/>
-      <w:r>
-        <w:rPr>
-          <w:sz w:val="20"/>
-        </w:rPr>
-        <w:t>체결･종료</w:t>
-      </w:r>
-      <w:proofErr w:type="spellEnd"/>
-      <w:r>
-        <w:rPr>
-          <w:sz w:val="20"/>
-        </w:rPr>
-        <w:t xml:space="preserve"> 나.</w:t>
+      <w:r>
+        <w:rPr>
+          <w:sz w:val="20"/>
+        </w:rPr>
+        <w:t>체결･종료 나.</w:t>
       </w:r>
       <w:r>
         <w:rPr>
@@ -14167,19 +13956,11 @@
         </w:rPr>
         <w:t xml:space="preserve"> </w:t>
       </w:r>
-      <w:proofErr w:type="spellStart"/>
-      <w:r>
-        <w:rPr>
-          <w:sz w:val="20"/>
-        </w:rPr>
-        <w:t>개설･변경･해약･입금･이체･인출</w:t>
-      </w:r>
-      <w:proofErr w:type="spellEnd"/>
-      <w:r>
-        <w:rPr>
-          <w:sz w:val="20"/>
-        </w:rPr>
-        <w:t xml:space="preserve"> 다.</w:t>
+      <w:r>
+        <w:rPr>
+          <w:sz w:val="20"/>
+        </w:rPr>
+        <w:t>개설･변경･해약･입금･이체･인출 다.</w:t>
       </w:r>
       <w:r>
         <w:rPr>
@@ -14201,19 +13982,11 @@
         </w:rPr>
         <w:t xml:space="preserve"> </w:t>
       </w:r>
-      <w:proofErr w:type="spellStart"/>
-      <w:r>
-        <w:rPr>
-          <w:sz w:val="20"/>
-        </w:rPr>
-        <w:t>체결･변경･종료</w:t>
-      </w:r>
-      <w:proofErr w:type="spellEnd"/>
-      <w:r>
-        <w:rPr>
-          <w:sz w:val="20"/>
-        </w:rPr>
-        <w:t>,</w:t>
+      <w:r>
+        <w:rPr>
+          <w:sz w:val="20"/>
+        </w:rPr>
+        <w:t>체결･변경･종료,</w:t>
       </w:r>
       <w:r>
         <w:rPr>
@@ -14371,23 +14144,7 @@
           <w:w w:val="105"/>
           <w:sz w:val="20"/>
         </w:rPr>
-        <w:t>수입(</w:t>
-      </w:r>
-      <w:proofErr w:type="spellStart"/>
-      <w:r>
-        <w:rPr>
-          <w:w w:val="105"/>
-          <w:sz w:val="20"/>
-        </w:rPr>
-        <w:t>임료</w:t>
-      </w:r>
-      <w:proofErr w:type="spellEnd"/>
-      <w:r>
-        <w:rPr>
-          <w:w w:val="105"/>
-          <w:sz w:val="20"/>
-        </w:rPr>
-        <w:t>,</w:t>
+        <w:t>수입(임료,</w:t>
       </w:r>
       <w:r>
         <w:rPr>
@@ -14546,23 +14303,7 @@
           <w:w w:val="105"/>
           <w:sz w:val="20"/>
         </w:rPr>
-        <w:t>지출(</w:t>
-      </w:r>
-      <w:proofErr w:type="spellStart"/>
-      <w:r>
-        <w:rPr>
-          <w:w w:val="105"/>
-          <w:sz w:val="20"/>
-        </w:rPr>
-        <w:t>임료</w:t>
-      </w:r>
-      <w:proofErr w:type="spellEnd"/>
-      <w:r>
-        <w:rPr>
-          <w:w w:val="105"/>
-          <w:sz w:val="20"/>
-        </w:rPr>
-        <w:t>,</w:t>
+        <w:t>지출(임료,</w:t>
       </w:r>
       <w:r>
         <w:rPr>
@@ -14915,14 +14656,12 @@
         </w:rPr>
         <w:t xml:space="preserve"> </w:t>
       </w:r>
-      <w:proofErr w:type="spellStart"/>
       <w:r>
         <w:rPr>
           <w:sz w:val="20"/>
         </w:rPr>
         <w:t>샹속재산의</w:t>
       </w:r>
-      <w:proofErr w:type="spellEnd"/>
       <w:r>
         <w:rPr>
           <w:spacing w:val="40"/>
@@ -14982,19 +14721,11 @@
         </w:rPr>
         <w:t xml:space="preserve"> </w:t>
       </w:r>
-      <w:proofErr w:type="spellStart"/>
-      <w:r>
-        <w:rPr>
-          <w:sz w:val="20"/>
-        </w:rPr>
-        <w:t>구입･판매</w:t>
-      </w:r>
-      <w:proofErr w:type="spellEnd"/>
-      <w:r>
-        <w:rPr>
-          <w:sz w:val="20"/>
-        </w:rPr>
-        <w:t>,</w:t>
+      <w:r>
+        <w:rPr>
+          <w:sz w:val="20"/>
+        </w:rPr>
+        <w:t>구입･판매,</w:t>
       </w:r>
       <w:r>
         <w:rPr>
@@ -15029,14 +14760,12 @@
         </w:rPr>
         <w:t xml:space="preserve"> </w:t>
       </w:r>
-      <w:proofErr w:type="spellStart"/>
       <w:r>
         <w:rPr>
           <w:sz w:val="20"/>
         </w:rPr>
         <w:t>체결･변경･종료</w:t>
       </w:r>
-      <w:proofErr w:type="spellEnd"/>
     </w:p>
     <w:p>
       <w:pPr>
@@ -15253,19 +14982,11 @@
         </w:rPr>
         <w:t xml:space="preserve"> </w:t>
       </w:r>
-      <w:proofErr w:type="spellStart"/>
-      <w:r>
-        <w:rPr>
-          <w:sz w:val="20"/>
-        </w:rPr>
-        <w:t>체결･변경･종료</w:t>
-      </w:r>
-      <w:proofErr w:type="spellEnd"/>
-      <w:r>
-        <w:rPr>
-          <w:sz w:val="20"/>
-        </w:rPr>
-        <w:t>,</w:t>
+      <w:r>
+        <w:rPr>
+          <w:sz w:val="20"/>
+        </w:rPr>
+        <w:t>체결･변경･종료,</w:t>
       </w:r>
       <w:r>
         <w:rPr>
@@ -15339,14 +15060,12 @@
         </w:rPr>
         <w:t xml:space="preserve"> </w:t>
       </w:r>
-      <w:proofErr w:type="spellStart"/>
       <w:r>
         <w:rPr>
           <w:sz w:val="20"/>
         </w:rPr>
         <w:t>차용･대여･증여</w:t>
       </w:r>
-      <w:proofErr w:type="spellEnd"/>
     </w:p>
     <w:p>
       <w:pPr>
@@ -15546,7 +15265,6 @@
         </w:rPr>
         <w:t xml:space="preserve"> </w:t>
       </w:r>
-      <w:proofErr w:type="spellStart"/>
       <w:r>
         <w:rPr>
           <w:spacing w:val="-2"/>
@@ -15555,7 +15273,6 @@
         </w:rPr>
         <w:t>체결･변경･종료</w:t>
       </w:r>
-      <w:proofErr w:type="spellEnd"/>
       <w:r>
         <w:rPr>
           <w:spacing w:val="8"/>
@@ -15621,14 +15338,12 @@
           <w:sz w:val="20"/>
         </w:rPr>
       </w:pPr>
-      <w:proofErr w:type="spellStart"/>
       <w:r>
         <w:rPr>
           <w:sz w:val="20"/>
         </w:rPr>
         <w:t>복지시설･요양시설</w:t>
       </w:r>
-      <w:proofErr w:type="spellEnd"/>
       <w:r>
         <w:rPr>
           <w:spacing w:val="39"/>
@@ -15649,14 +15364,12 @@
         </w:rPr>
         <w:t xml:space="preserve"> </w:t>
       </w:r>
-      <w:proofErr w:type="spellStart"/>
       <w:r>
         <w:rPr>
           <w:sz w:val="20"/>
         </w:rPr>
         <w:t>체결･변경･종료</w:t>
       </w:r>
-      <w:proofErr w:type="spellEnd"/>
       <w:r>
         <w:rPr>
           <w:spacing w:val="39"/>
@@ -15716,14 +15429,12 @@
         </w:rPr>
         <w:t xml:space="preserve"> </w:t>
       </w:r>
-      <w:proofErr w:type="spellStart"/>
       <w:r>
         <w:rPr>
           <w:sz w:val="20"/>
         </w:rPr>
         <w:t>체결･변경･종료</w:t>
       </w:r>
-      <w:proofErr w:type="spellEnd"/>
       <w:r>
         <w:rPr>
           <w:spacing w:val="40"/>
@@ -15981,19 +15692,11 @@
         </w:rPr>
         <w:t xml:space="preserve"> </w:t>
       </w:r>
-      <w:proofErr w:type="spellStart"/>
-      <w:r>
-        <w:rPr>
-          <w:sz w:val="20"/>
-        </w:rPr>
-        <w:t>거주･이전</w:t>
-      </w:r>
-      <w:proofErr w:type="spellEnd"/>
-      <w:r>
-        <w:rPr>
-          <w:sz w:val="20"/>
-        </w:rPr>
-        <w:t>,</w:t>
+      <w:r>
+        <w:rPr>
+          <w:sz w:val="20"/>
+        </w:rPr>
+        <w:t>거주･이전,</w:t>
       </w:r>
       <w:r>
         <w:rPr>
@@ -16015,14 +15718,12 @@
         </w:rPr>
         <w:t xml:space="preserve"> </w:t>
       </w:r>
-      <w:proofErr w:type="spellStart"/>
       <w:r>
         <w:rPr>
           <w:sz w:val="20"/>
         </w:rPr>
         <w:t>우편･통신에</w:t>
       </w:r>
-      <w:proofErr w:type="spellEnd"/>
       <w:r>
         <w:rPr>
           <w:spacing w:val="35"/>
